--- a/00-首页/题组Word/专项卷/二分册/专项卷II-学生版-打印版.docx
+++ b/00-首页/题组Word/专项卷/二分册/专项卷II-学生版-打印版.docx
@@ -619,6 +619,14 @@
         <w:tblStyle w:val="Table"/>
         <w:tblW w:type="pct" w:w="5000"/>
         <w:tblLayout w:type="fixed"/>
+        <w:tblBorders>
+          <w:top w:val="single" w:sz="12" w:space="0" w:color="000000"/>
+          <w:left w:val="none" w:sz="0" w:space="0" w:color="auto"/>
+          <w:bottom w:val="single" w:sz="12" w:space="0" w:color="000000"/>
+          <w:right w:val="none" w:sz="0" w:space="0" w:color="auto"/>
+          <w:insideH w:val="none" w:sz="0" w:space="0" w:color="auto"/>
+          <w:insideV w:val="none" w:sz="0" w:space="0" w:color="auto"/>
+        </w:tblBorders>
         <w:tblLook w:firstRow="1" w:lastRow="0" w:firstColumn="0" w:lastColumn="0" w:noHBand="0" w:noVBand="0" w:val="0020"/>
       </w:tblPr>
       <w:tblGrid>
@@ -633,7 +641,11 @@
           <w:tblHeader w:val="on"/>
         </w:trPr>
         <w:tc>
-          <w:tcPr/>
+          <w:tcPr>
+            <w:tcBorders>
+              <w:bottom w:val="single" w:sz="8" w:space="0" w:color="000000"/>
+            </w:tcBorders>
+          </w:tcPr>
           <w:p>
             <w:pPr>
               <w:pStyle w:val="Compact"/>
@@ -649,7 +661,11 @@
           </w:p>
         </w:tc>
         <w:tc>
-          <w:tcPr/>
+          <w:tcPr>
+            <w:tcBorders>
+              <w:bottom w:val="single" w:sz="8" w:space="0" w:color="000000"/>
+            </w:tcBorders>
+          </w:tcPr>
           <w:p>
             <w:pPr>
               <w:pStyle w:val="Compact"/>
@@ -665,7 +681,11 @@
           </w:p>
         </w:tc>
         <w:tc>
-          <w:tcPr/>
+          <w:tcPr>
+            <w:tcBorders>
+              <w:bottom w:val="single" w:sz="8" w:space="0" w:color="000000"/>
+            </w:tcBorders>
+          </w:tcPr>
           <w:p>
             <w:pPr>
               <w:pStyle w:val="Compact"/>
@@ -681,7 +701,11 @@
           </w:p>
         </w:tc>
         <w:tc>
-          <w:tcPr/>
+          <w:tcPr>
+            <w:tcBorders>
+              <w:bottom w:val="single" w:sz="8" w:space="0" w:color="000000"/>
+            </w:tcBorders>
+          </w:tcPr>
           <w:p>
             <w:pPr>
               <w:pStyle w:val="Compact"/>
@@ -734,7 +758,11 @@
           </w:p>
         </w:tc>
         <w:tc>
-          <w:tcPr/>
+          <w:tcPr>
+            <w:tcBorders>
+              <w:bottom w:val="single" w:sz="8" w:space="0" w:color="000000"/>
+            </w:tcBorders>
+          </w:tcPr>
           <w:p>
             <w:pPr>
               <w:pStyle w:val="Compact"/>
@@ -2210,8 +2238,8 @@
     <w:p>
       <w:pPr>
         <w:pStyle w:val="BodyText"/>
+        <w:spacing w:before="0" w:after="0"/>
         <w:ind w:left="480" w:hanging="480"/>
-        <w:spacing w:after="0"/>
       </w:pPr>
       <w:r>
         <w:rPr>
@@ -2235,20 +2263,45 @@
     <w:p>
       <w:pPr>
         <w:pStyle w:val="BodyText"/>
+        <w:spacing w:before="0" w:after="0"/>
         <w:ind w:left="480" w:hanging="480"/>
+      </w:pPr>
+      <w:r>
+        <w:rPr>
+          <w:rFonts w:ascii="Times New Roman" w:hAnsi="Times New Roman" w:eastAsia="Times New Roman" w:cs="Times New Roman"/>
+        </w:rPr>
+        <w:t xml:space="preserve">B. </w:t>
+      </w:r>
+      <w:r>
+        <w:rPr>
+          <w:rFonts w:hint="eastAsia" w:ascii="Times New Roman" w:hAnsi="Times New Roman" w:eastAsia="FangSong" w:cs="Times New Roman"/>
+        </w:rPr>
+        <w:t xml:space="preserve">配位异构</w:t>
+      </w:r>
+      <w:r>
+        <w:rPr>
+          <w:rFonts w:ascii="Times New Roman" w:hAnsi="Times New Roman" w:eastAsia="Times New Roman" w:cs="Times New Roman"/>
+        </w:rPr>
+        <w:t xml:space="preserve">　</w:t>
+      </w:r>
+    </w:p>
+    <w:p>
+      <w:pPr>
+        <w:pStyle w:val="BodyText"/>
         <w:spacing w:before="0" w:after="0"/>
-      </w:pPr>
-      <w:r>
-        <w:rPr>
-          <w:rFonts w:ascii="Times New Roman" w:hAnsi="Times New Roman" w:eastAsia="Times New Roman" w:cs="Times New Roman"/>
-        </w:rPr>
-        <w:t xml:space="preserve">B. </w:t>
-      </w:r>
-      <w:r>
-        <w:rPr>
-          <w:rFonts w:hint="eastAsia" w:ascii="Times New Roman" w:hAnsi="Times New Roman" w:eastAsia="FangSong" w:cs="Times New Roman"/>
-        </w:rPr>
-        <w:t xml:space="preserve">配位异构</w:t>
+        <w:ind w:left="480" w:hanging="480"/>
+      </w:pPr>
+      <w:r>
+        <w:rPr>
+          <w:rFonts w:ascii="Times New Roman" w:hAnsi="Times New Roman" w:eastAsia="Times New Roman" w:cs="Times New Roman"/>
+        </w:rPr>
+        <w:t xml:space="preserve">C. </w:t>
+      </w:r>
+      <w:r>
+        <w:rPr>
+          <w:rFonts w:hint="eastAsia" w:ascii="Times New Roman" w:hAnsi="Times New Roman" w:eastAsia="FangSong" w:cs="Times New Roman"/>
+        </w:rPr>
+        <w:t xml:space="preserve">键合异构</w:t>
       </w:r>
       <w:r>
         <w:rPr>
@@ -2260,33 +2313,8 @@
     <w:p>
       <w:pPr>
         <w:pStyle w:val="BodyText"/>
+        <w:spacing w:before="0" w:after="0"/>
         <w:ind w:left="480" w:hanging="480"/>
-        <w:spacing w:before="0" w:after="0"/>
-      </w:pPr>
-      <w:r>
-        <w:rPr>
-          <w:rFonts w:ascii="Times New Roman" w:hAnsi="Times New Roman" w:eastAsia="Times New Roman" w:cs="Times New Roman"/>
-        </w:rPr>
-        <w:t xml:space="preserve">C. </w:t>
-      </w:r>
-      <w:r>
-        <w:rPr>
-          <w:rFonts w:hint="eastAsia" w:ascii="Times New Roman" w:hAnsi="Times New Roman" w:eastAsia="FangSong" w:cs="Times New Roman"/>
-        </w:rPr>
-        <w:t xml:space="preserve">键合异构</w:t>
-      </w:r>
-      <w:r>
-        <w:rPr>
-          <w:rFonts w:ascii="Times New Roman" w:hAnsi="Times New Roman" w:eastAsia="Times New Roman" w:cs="Times New Roman"/>
-        </w:rPr>
-        <w:t xml:space="preserve">　</w:t>
-      </w:r>
-    </w:p>
-    <w:p>
-      <w:pPr>
-        <w:pStyle w:val="BodyText"/>
-        <w:ind w:left="480" w:hanging="480"/>
-        <w:spacing w:before="0" w:after="180"/>
       </w:pPr>
       <w:r>
         <w:rPr>
@@ -2537,6 +2565,7 @@
     <w:p>
       <w:pPr>
         <w:pStyle w:val="BodyText"/>
+        <w:spacing w:before="0" w:after="0"/>
       </w:pPr>
       <w:r>
         <w:rPr>
@@ -2566,6 +2595,7 @@
     <w:p>
       <w:pPr>
         <w:pStyle w:val="BodyText"/>
+        <w:spacing w:before="0" w:after="0"/>
       </w:pPr>
       <w:r>
         <w:rPr>
@@ -2595,6 +2625,7 @@
     <w:p>
       <w:pPr>
         <w:pStyle w:val="BodyText"/>
+        <w:spacing w:before="0" w:after="0"/>
       </w:pPr>
       <w:r>
         <w:rPr>
@@ -2624,6 +2655,7 @@
     <w:p>
       <w:pPr>
         <w:pStyle w:val="BodyText"/>
+        <w:spacing w:before="0" w:after="0"/>
       </w:pPr>
       <w:r>
         <w:rPr>
@@ -4052,6 +4084,14 @@
       <w:tblPr>
         <w:tblStyle w:val="Table"/>
         <w:tblW w:type="auto" w:w="0"/>
+        <w:tblBorders>
+          <w:top w:val="single" w:sz="12" w:space="0" w:color="000000"/>
+          <w:left w:val="none" w:sz="0" w:space="0" w:color="auto"/>
+          <w:bottom w:val="single" w:sz="12" w:space="0" w:color="000000"/>
+          <w:right w:val="none" w:sz="0" w:space="0" w:color="auto"/>
+          <w:insideH w:val="none" w:sz="0" w:space="0" w:color="auto"/>
+          <w:insideV w:val="none" w:sz="0" w:space="0" w:color="auto"/>
+        </w:tblBorders>
         <w:tblLook w:firstRow="1" w:lastRow="0" w:firstColumn="0" w:lastColumn="0" w:noHBand="0" w:noVBand="0" w:val="0020"/>
       </w:tblPr>
       <w:tblGrid>
@@ -4065,7 +4105,11 @@
           <w:tblHeader w:val="on"/>
         </w:trPr>
         <w:tc>
-          <w:tcPr/>
+          <w:tcPr>
+            <w:tcBorders>
+              <w:bottom w:val="single" w:sz="8" w:space="0" w:color="000000"/>
+            </w:tcBorders>
+          </w:tcPr>
           <w:p>
             <w:pPr>
               <w:pStyle w:val="Compact"/>
@@ -4081,7 +4125,11 @@
           </w:p>
         </w:tc>
         <w:tc>
-          <w:tcPr/>
+          <w:tcPr>
+            <w:tcBorders>
+              <w:bottom w:val="single" w:sz="8" w:space="0" w:color="000000"/>
+            </w:tcBorders>
+          </w:tcPr>
           <w:p>
             <w:pPr>
               <w:pStyle w:val="Compact"/>
@@ -4105,7 +4153,11 @@
           </w:p>
         </w:tc>
         <w:tc>
-          <w:tcPr/>
+          <w:tcPr>
+            <w:tcBorders>
+              <w:bottom w:val="single" w:sz="8" w:space="0" w:color="000000"/>
+            </w:tcBorders>
+          </w:tcPr>
           <w:p>
             <w:pPr>
               <w:pStyle w:val="Compact"/>
@@ -4129,7 +4181,11 @@
           </w:p>
         </w:tc>
         <w:tc>
-          <w:tcPr/>
+          <w:tcPr>
+            <w:tcBorders>
+              <w:bottom w:val="single" w:sz="8" w:space="0" w:color="000000"/>
+            </w:tcBorders>
+          </w:tcPr>
           <w:p>
             <w:pPr>
               <w:pStyle w:val="Compact"/>
@@ -5626,6 +5682,14 @@
       <w:tblPr>
         <w:tblStyle w:val="Table"/>
         <w:tblW w:type="auto" w:w="0"/>
+        <w:tblBorders>
+          <w:top w:val="single" w:sz="12" w:space="0" w:color="000000"/>
+          <w:left w:val="none" w:sz="0" w:space="0" w:color="auto"/>
+          <w:bottom w:val="single" w:sz="12" w:space="0" w:color="000000"/>
+          <w:right w:val="none" w:sz="0" w:space="0" w:color="auto"/>
+          <w:insideH w:val="none" w:sz="0" w:space="0" w:color="auto"/>
+          <w:insideV w:val="none" w:sz="0" w:space="0" w:color="auto"/>
+        </w:tblBorders>
         <w:tblLook w:firstRow="1" w:lastRow="0" w:firstColumn="0" w:lastColumn="0" w:noHBand="0" w:noVBand="0" w:val="0020"/>
       </w:tblPr>
       <w:tblGrid>
@@ -5639,7 +5703,11 @@
           <w:tblHeader w:val="on"/>
         </w:trPr>
         <w:tc>
-          <w:tcPr/>
+          <w:tcPr>
+            <w:tcBorders>
+              <w:bottom w:val="single" w:sz="8" w:space="0" w:color="000000"/>
+            </w:tcBorders>
+          </w:tcPr>
           <w:p>
             <w:pPr>
               <w:pStyle w:val="Compact"/>
@@ -5662,7 +5730,11 @@
           </w:p>
         </w:tc>
         <w:tc>
-          <w:tcPr/>
+          <w:tcPr>
+            <w:tcBorders>
+              <w:bottom w:val="single" w:sz="8" w:space="0" w:color="000000"/>
+            </w:tcBorders>
+          </w:tcPr>
           <w:p>
             <w:pPr>
               <w:pStyle w:val="Compact"/>
@@ -5685,7 +5757,11 @@
           </w:p>
         </w:tc>
         <w:tc>
-          <w:tcPr/>
+          <w:tcPr>
+            <w:tcBorders>
+              <w:bottom w:val="single" w:sz="8" w:space="0" w:color="000000"/>
+            </w:tcBorders>
+          </w:tcPr>
           <w:p>
             <w:pPr>
               <w:pStyle w:val="Compact"/>
@@ -5708,7 +5784,11 @@
           </w:p>
         </w:tc>
         <w:tc>
-          <w:tcPr/>
+          <w:tcPr>
+            <w:tcBorders>
+              <w:bottom w:val="single" w:sz="8" w:space="0" w:color="000000"/>
+            </w:tcBorders>
+          </w:tcPr>
           <w:p>
             <w:pPr>
               <w:pStyle w:val="Compact"/>
@@ -6919,6 +6999,7 @@
     <w:p>
       <w:pPr>
         <w:pStyle w:val="BodyText"/>
+        <w:spacing w:before="0" w:after="0"/>
       </w:pPr>
       <w:r>
         <w:rPr>
@@ -7045,6 +7126,7 @@
     <w:p>
       <w:pPr>
         <w:pStyle w:val="BodyText"/>
+        <w:spacing w:before="0" w:after="0"/>
       </w:pPr>
       <w:r>
         <w:rPr>
@@ -7153,6 +7235,7 @@
     <w:p>
       <w:pPr>
         <w:pStyle w:val="BodyText"/>
+        <w:spacing w:before="0" w:after="0"/>
       </w:pPr>
       <w:r>
         <w:rPr>
@@ -7231,6 +7314,7 @@
     <w:p>
       <w:pPr>
         <w:pStyle w:val="BodyText"/>
+        <w:spacing w:before="0" w:after="0"/>
       </w:pPr>
       <w:r>
         <w:rPr>
@@ -9929,8 +10013,8 @@
     <w:p>
       <w:pPr>
         <w:pStyle w:val="BodyText"/>
+        <w:spacing w:before="0" w:after="0"/>
         <w:ind w:left="480" w:hanging="480"/>
-        <w:spacing w:after="0"/>
       </w:pPr>
       <w:r>
         <w:rPr>
@@ -10022,14 +10106,51 @@
     <w:p>
       <w:pPr>
         <w:pStyle w:val="BodyText"/>
+        <w:spacing w:before="0" w:after="0"/>
         <w:ind w:left="480" w:hanging="480"/>
+      </w:pPr>
+      <w:r>
+        <w:rPr>
+          <w:rFonts w:ascii="Times New Roman" w:hAnsi="Times New Roman" w:eastAsia="Times New Roman" w:cs="Times New Roman"/>
+        </w:rPr>
+        <w:t xml:space="preserve">A. </w:t>
+      </w:r>
+      <w:r>
+        <w:rPr>
+          <w:rFonts w:hint="eastAsia" w:ascii="Times New Roman" w:hAnsi="Times New Roman" w:eastAsia="FangSong" w:cs="Times New Roman"/>
+        </w:rPr>
+        <w:t xml:space="preserve">分子中至少有</w:t>
+      </w:r>
+      <w:r>
+        <w:rPr>
+          <w:rFonts w:ascii="Times New Roman" w:hAnsi="Times New Roman" w:eastAsia="Times New Roman" w:cs="Times New Roman"/>
+        </w:rPr>
+        <w:t xml:space="preserve"> 9 </w:t>
+      </w:r>
+      <w:r>
+        <w:rPr>
+          <w:rFonts w:hint="eastAsia" w:ascii="Times New Roman" w:hAnsi="Times New Roman" w:eastAsia="FangSong" w:cs="Times New Roman"/>
+        </w:rPr>
+        <w:t xml:space="preserve">个碳原子处于同一平面上</w:t>
+      </w:r>
+      <w:r>
+        <w:rPr>
+          <w:rFonts w:ascii="Times New Roman" w:hAnsi="Times New Roman" w:eastAsia="Times New Roman" w:cs="Times New Roman"/>
+        </w:rPr>
+        <w:t xml:space="preserve"> </w:t>
+      </w:r>
+    </w:p>
+    <w:p>
+      <w:pPr>
+        <w:pStyle w:val="BodyText"/>
         <w:spacing w:before="0" w:after="0"/>
-      </w:pPr>
-      <w:r>
-        <w:rPr>
-          <w:rFonts w:ascii="Times New Roman" w:hAnsi="Times New Roman" w:eastAsia="Times New Roman" w:cs="Times New Roman"/>
-        </w:rPr>
-        <w:t xml:space="preserve">A. </w:t>
+        <w:ind w:left="480" w:hanging="480"/>
+      </w:pPr>
+      <w:r>
+        <w:rPr>
+          <w:rFonts w:ascii="Times New Roman" w:hAnsi="Times New Roman" w:eastAsia="Times New Roman" w:cs="Times New Roman"/>
+        </w:rPr>
+        <w:t xml:space="preserve">B. </w:t>
       </w:r>
       <w:r>
         <w:rPr>
@@ -10041,7 +10162,7 @@
         <w:rPr>
           <w:rFonts w:ascii="Times New Roman" w:hAnsi="Times New Roman" w:eastAsia="Times New Roman" w:cs="Times New Roman"/>
         </w:rPr>
-        <w:t xml:space="preserve"> 9 </w:t>
+        <w:t xml:space="preserve"> 10 </w:t>
       </w:r>
       <w:r>
         <w:rPr>
@@ -10059,82 +10180,45 @@
     <w:p>
       <w:pPr>
         <w:pStyle w:val="BodyText"/>
+        <w:spacing w:before="0" w:after="0"/>
         <w:ind w:left="480" w:hanging="480"/>
+      </w:pPr>
+      <w:r>
+        <w:rPr>
+          <w:rFonts w:ascii="Times New Roman" w:hAnsi="Times New Roman" w:eastAsia="Times New Roman" w:cs="Times New Roman"/>
+        </w:rPr>
+        <w:t xml:space="preserve">C. </w:t>
+      </w:r>
+      <w:r>
+        <w:rPr>
+          <w:rFonts w:hint="eastAsia" w:ascii="Times New Roman" w:hAnsi="Times New Roman" w:eastAsia="FangSong" w:cs="Times New Roman"/>
+        </w:rPr>
+        <w:t xml:space="preserve">分子中至少有</w:t>
+      </w:r>
+      <w:r>
+        <w:rPr>
+          <w:rFonts w:ascii="Times New Roman" w:hAnsi="Times New Roman" w:eastAsia="Times New Roman" w:cs="Times New Roman"/>
+        </w:rPr>
+        <w:t xml:space="preserve"> 11 </w:t>
+      </w:r>
+      <w:r>
+        <w:rPr>
+          <w:rFonts w:hint="eastAsia" w:ascii="Times New Roman" w:hAnsi="Times New Roman" w:eastAsia="FangSong" w:cs="Times New Roman"/>
+        </w:rPr>
+        <w:t xml:space="preserve">个碳原子处于同一平面上</w:t>
+      </w:r>
+      <w:r>
+        <w:rPr>
+          <w:rFonts w:ascii="Times New Roman" w:hAnsi="Times New Roman" w:eastAsia="Times New Roman" w:cs="Times New Roman"/>
+        </w:rPr>
+        <w:t xml:space="preserve"> </w:t>
+      </w:r>
+    </w:p>
+    <w:p>
+      <w:pPr>
+        <w:pStyle w:val="BodyText"/>
         <w:spacing w:before="0" w:after="0"/>
-      </w:pPr>
-      <w:r>
-        <w:rPr>
-          <w:rFonts w:ascii="Times New Roman" w:hAnsi="Times New Roman" w:eastAsia="Times New Roman" w:cs="Times New Roman"/>
-        </w:rPr>
-        <w:t xml:space="preserve">B. </w:t>
-      </w:r>
-      <w:r>
-        <w:rPr>
-          <w:rFonts w:hint="eastAsia" w:ascii="Times New Roman" w:hAnsi="Times New Roman" w:eastAsia="FangSong" w:cs="Times New Roman"/>
-        </w:rPr>
-        <w:t xml:space="preserve">分子中至少有</w:t>
-      </w:r>
-      <w:r>
-        <w:rPr>
-          <w:rFonts w:ascii="Times New Roman" w:hAnsi="Times New Roman" w:eastAsia="Times New Roman" w:cs="Times New Roman"/>
-        </w:rPr>
-        <w:t xml:space="preserve"> 10 </w:t>
-      </w:r>
-      <w:r>
-        <w:rPr>
-          <w:rFonts w:hint="eastAsia" w:ascii="Times New Roman" w:hAnsi="Times New Roman" w:eastAsia="FangSong" w:cs="Times New Roman"/>
-        </w:rPr>
-        <w:t xml:space="preserve">个碳原子处于同一平面上</w:t>
-      </w:r>
-      <w:r>
-        <w:rPr>
-          <w:rFonts w:ascii="Times New Roman" w:hAnsi="Times New Roman" w:eastAsia="Times New Roman" w:cs="Times New Roman"/>
-        </w:rPr>
-        <w:t xml:space="preserve"> </w:t>
-      </w:r>
-    </w:p>
-    <w:p>
-      <w:pPr>
-        <w:pStyle w:val="BodyText"/>
         <w:ind w:left="480" w:hanging="480"/>
-        <w:spacing w:before="0" w:after="0"/>
-      </w:pPr>
-      <w:r>
-        <w:rPr>
-          <w:rFonts w:ascii="Times New Roman" w:hAnsi="Times New Roman" w:eastAsia="Times New Roman" w:cs="Times New Roman"/>
-        </w:rPr>
-        <w:t xml:space="preserve">C. </w:t>
-      </w:r>
-      <w:r>
-        <w:rPr>
-          <w:rFonts w:hint="eastAsia" w:ascii="Times New Roman" w:hAnsi="Times New Roman" w:eastAsia="FangSong" w:cs="Times New Roman"/>
-        </w:rPr>
-        <w:t xml:space="preserve">分子中至少有</w:t>
-      </w:r>
-      <w:r>
-        <w:rPr>
-          <w:rFonts w:ascii="Times New Roman" w:hAnsi="Times New Roman" w:eastAsia="Times New Roman" w:cs="Times New Roman"/>
-        </w:rPr>
-        <w:t xml:space="preserve"> 11 </w:t>
-      </w:r>
-      <w:r>
-        <w:rPr>
-          <w:rFonts w:hint="eastAsia" w:ascii="Times New Roman" w:hAnsi="Times New Roman" w:eastAsia="FangSong" w:cs="Times New Roman"/>
-        </w:rPr>
-        <w:t xml:space="preserve">个碳原子处于同一平面上</w:t>
-      </w:r>
-      <w:r>
-        <w:rPr>
-          <w:rFonts w:ascii="Times New Roman" w:hAnsi="Times New Roman" w:eastAsia="Times New Roman" w:cs="Times New Roman"/>
-        </w:rPr>
-        <w:t xml:space="preserve"> </w:t>
-      </w:r>
-    </w:p>
-    <w:p>
-      <w:pPr>
-        <w:pStyle w:val="BodyText"/>
-        <w:ind w:left="480" w:hanging="480"/>
-        <w:spacing w:before="0" w:after="180"/>
       </w:pPr>
       <w:r>
         <w:rPr>
@@ -11102,8 +11186,8 @@
     <w:p>
       <w:pPr>
         <w:pStyle w:val="BodyText"/>
+        <w:spacing w:before="0" w:after="0"/>
         <w:ind w:left="480" w:hanging="480"/>
-        <w:spacing w:after="0"/>
       </w:pPr>
       <w:r>
         <w:rPr>
@@ -11115,34 +11199,34 @@
     <w:p>
       <w:pPr>
         <w:pStyle w:val="BodyText"/>
+        <w:spacing w:before="0" w:after="0"/>
         <w:ind w:left="480" w:hanging="480"/>
+      </w:pPr>
+      <w:r>
+        <w:rPr>
+          <w:rFonts w:ascii="Times New Roman" w:hAnsi="Times New Roman" w:eastAsia="Times New Roman" w:cs="Times New Roman"/>
+        </w:rPr>
+        <w:t xml:space="preserve">B. ④⑤⑥　</w:t>
+      </w:r>
+    </w:p>
+    <w:p>
+      <w:pPr>
+        <w:pStyle w:val="BodyText"/>
         <w:spacing w:before="0" w:after="0"/>
-      </w:pPr>
-      <w:r>
-        <w:rPr>
-          <w:rFonts w:ascii="Times New Roman" w:hAnsi="Times New Roman" w:eastAsia="Times New Roman" w:cs="Times New Roman"/>
-        </w:rPr>
-        <w:t xml:space="preserve">B. ④⑤⑥　</w:t>
+        <w:ind w:left="480" w:hanging="480"/>
+      </w:pPr>
+      <w:r>
+        <w:rPr>
+          <w:rFonts w:ascii="Times New Roman" w:hAnsi="Times New Roman" w:eastAsia="Times New Roman" w:cs="Times New Roman"/>
+        </w:rPr>
+        <w:t xml:space="preserve">C. ②④⑥　</w:t>
       </w:r>
     </w:p>
     <w:p>
       <w:pPr>
         <w:pStyle w:val="BodyText"/>
+        <w:spacing w:before="0" w:after="0"/>
         <w:ind w:left="480" w:hanging="480"/>
-        <w:spacing w:before="0" w:after="0"/>
-      </w:pPr>
-      <w:r>
-        <w:rPr>
-          <w:rFonts w:ascii="Times New Roman" w:hAnsi="Times New Roman" w:eastAsia="Times New Roman" w:cs="Times New Roman"/>
-        </w:rPr>
-        <w:t xml:space="preserve">C. ②④⑥　</w:t>
-      </w:r>
-    </w:p>
-    <w:p>
-      <w:pPr>
-        <w:pStyle w:val="BodyText"/>
-        <w:ind w:left="480" w:hanging="480"/>
-        <w:spacing w:before="0" w:after="180"/>
       </w:pPr>
       <w:r>
         <w:rPr>
@@ -11817,8 +11901,8 @@
     <w:p>
       <w:pPr>
         <w:pStyle w:val="BodyText"/>
+        <w:spacing w:before="0" w:after="0"/>
         <w:ind w:left="480" w:hanging="480"/>
-        <w:spacing w:after="0"/>
       </w:pPr>
       <w:r>
         <w:rPr>
@@ -11843,21 +11927,60 @@
     <w:p>
       <w:pPr>
         <w:pStyle w:val="BodyText"/>
+        <w:spacing w:before="0" w:after="0"/>
         <w:ind w:left="480" w:hanging="480"/>
+      </w:pPr>
+      <w:r>
+        <w:rPr>
+          <w:rFonts w:ascii="Times New Roman" w:hAnsi="Times New Roman" w:eastAsia="Times New Roman" w:cs="Times New Roman"/>
+        </w:rPr>
+        <w:t xml:space="preserve">B. C</w:t>
+      </w:r>
+      <w:r>
+        <w:rPr>
+          <w:rFonts w:ascii="Times New Roman" w:hAnsi="Times New Roman" w:eastAsia="Times New Roman" w:cs="Times New Roman"/>
+          <w:vertAlign w:val="subscript"/>
+        </w:rPr>
+        <w:t>5</w:t>
+      </w:r>
+      <w:r>
+        <w:rPr>
+          <w:rFonts w:ascii="Times New Roman" w:hAnsi="Times New Roman" w:eastAsia="Times New Roman" w:cs="Times New Roman"/>
+        </w:rPr>
+        <w:t>H</w:t>
+      </w:r>
+      <w:r>
+        <w:rPr>
+          <w:rFonts w:ascii="Times New Roman" w:hAnsi="Times New Roman" w:eastAsia="Times New Roman" w:cs="Times New Roman"/>
+          <w:vertAlign w:val="subscript"/>
+        </w:rPr>
+        <w:t>12</w:t>
+      </w:r>
+      <w:r>
+        <w:rPr>
+          <w:rFonts w:ascii="Times New Roman" w:hAnsi="Times New Roman" w:eastAsia="Times New Roman" w:cs="Times New Roman"/>
+        </w:rPr>
+        <w:t xml:space="preserve">　</w:t>
+      </w:r>
+    </w:p>
+    <w:p>
+      <w:pPr>
+        <w:pStyle w:val="BodyText"/>
         <w:spacing w:before="0" w:after="0"/>
-      </w:pPr>
-      <w:r>
-        <w:rPr>
-          <w:rFonts w:ascii="Times New Roman" w:hAnsi="Times New Roman" w:eastAsia="Times New Roman" w:cs="Times New Roman"/>
-        </w:rPr>
-        <w:t xml:space="preserve">B. C</w:t>
+        <w:ind w:left="480" w:hanging="480"/>
+      </w:pPr>
+      <w:r>
+        <w:rPr>
+          <w:rFonts w:ascii="Times New Roman" w:hAnsi="Times New Roman" w:eastAsia="Times New Roman" w:cs="Times New Roman"/>
+        </w:rPr>
+        <w:t xml:space="preserve">C. C</w:t>
       </w:r>
       <w:r>
         <w:rPr>
           <w:rFonts w:ascii="Times New Roman" w:hAnsi="Times New Roman" w:eastAsia="Times New Roman" w:cs="Times New Roman"/>
           <w:vertAlign w:val="subscript"/>
         </w:rPr>
-        <w:t>5</w:t>
+        <w:t>6</w:t>
       </w:r>
       <w:r>
         <w:rPr>
@@ -11870,7 +11993,7 @@
           <w:rFonts w:ascii="Times New Roman" w:hAnsi="Times New Roman" w:eastAsia="Times New Roman" w:cs="Times New Roman"/>
           <w:vertAlign w:val="subscript"/>
         </w:rPr>
-        <w:t>12</w:t>
+        <w:t>14</w:t>
       </w:r>
       <w:r>
         <w:rPr>
@@ -11882,47 +12005,8 @@
     <w:p>
       <w:pPr>
         <w:pStyle w:val="BodyText"/>
+        <w:spacing w:before="0" w:after="0"/>
         <w:ind w:left="480" w:hanging="480"/>
-        <w:spacing w:before="0" w:after="0"/>
-      </w:pPr>
-      <w:r>
-        <w:rPr>
-          <w:rFonts w:ascii="Times New Roman" w:hAnsi="Times New Roman" w:eastAsia="Times New Roman" w:cs="Times New Roman"/>
-        </w:rPr>
-        <w:t xml:space="preserve">C. C</w:t>
-      </w:r>
-      <w:r>
-        <w:rPr>
-          <w:rFonts w:ascii="Times New Roman" w:hAnsi="Times New Roman" w:eastAsia="Times New Roman" w:cs="Times New Roman"/>
-          <w:vertAlign w:val="subscript"/>
-        </w:rPr>
-        <w:t>6</w:t>
-      </w:r>
-      <w:r>
-        <w:rPr>
-          <w:rFonts w:ascii="Times New Roman" w:hAnsi="Times New Roman" w:eastAsia="Times New Roman" w:cs="Times New Roman"/>
-        </w:rPr>
-        <w:t>H</w:t>
-      </w:r>
-      <w:r>
-        <w:rPr>
-          <w:rFonts w:ascii="Times New Roman" w:hAnsi="Times New Roman" w:eastAsia="Times New Roman" w:cs="Times New Roman"/>
-          <w:vertAlign w:val="subscript"/>
-        </w:rPr>
-        <w:t>14</w:t>
-      </w:r>
-      <w:r>
-        <w:rPr>
-          <w:rFonts w:ascii="Times New Roman" w:hAnsi="Times New Roman" w:eastAsia="Times New Roman" w:cs="Times New Roman"/>
-        </w:rPr>
-        <w:t xml:space="preserve">　</w:t>
-      </w:r>
-    </w:p>
-    <w:p>
-      <w:pPr>
-        <w:pStyle w:val="BodyText"/>
-        <w:ind w:left="480" w:hanging="480"/>
-        <w:spacing w:before="0" w:after="180"/>
       </w:pPr>
       <w:r>
         <w:rPr>
@@ -12633,8 +12717,8 @@
     <w:p>
       <w:pPr>
         <w:pStyle w:val="BodyText"/>
+        <w:spacing w:before="0" w:after="0"/>
         <w:ind w:left="480" w:hanging="480"/>
-        <w:spacing w:after="0"/>
       </w:pPr>
       <w:r>
         <w:rPr>
@@ -12646,34 +12730,34 @@
     <w:p>
       <w:pPr>
         <w:pStyle w:val="BodyText"/>
+        <w:spacing w:before="0" w:after="0"/>
         <w:ind w:left="480" w:hanging="480"/>
+      </w:pPr>
+      <w:r>
+        <w:rPr>
+          <w:rFonts w:ascii="Times New Roman" w:hAnsi="Times New Roman" w:eastAsia="Times New Roman" w:cs="Times New Roman"/>
+        </w:rPr>
+        <w:t xml:space="preserve">B. 30　</w:t>
+      </w:r>
+    </w:p>
+    <w:p>
+      <w:pPr>
+        <w:pStyle w:val="BodyText"/>
         <w:spacing w:before="0" w:after="0"/>
-      </w:pPr>
-      <w:r>
-        <w:rPr>
-          <w:rFonts w:ascii="Times New Roman" w:hAnsi="Times New Roman" w:eastAsia="Times New Roman" w:cs="Times New Roman"/>
-        </w:rPr>
-        <w:t xml:space="preserve">B. 30　</w:t>
+        <w:ind w:left="480" w:hanging="480"/>
+      </w:pPr>
+      <w:r>
+        <w:rPr>
+          <w:rFonts w:ascii="Times New Roman" w:hAnsi="Times New Roman" w:eastAsia="Times New Roman" w:cs="Times New Roman"/>
+        </w:rPr>
+        <w:t xml:space="preserve">C. 38　</w:t>
       </w:r>
     </w:p>
     <w:p>
       <w:pPr>
         <w:pStyle w:val="BodyText"/>
+        <w:spacing w:before="0" w:after="0"/>
         <w:ind w:left="480" w:hanging="480"/>
-        <w:spacing w:before="0" w:after="0"/>
-      </w:pPr>
-      <w:r>
-        <w:rPr>
-          <w:rFonts w:ascii="Times New Roman" w:hAnsi="Times New Roman" w:eastAsia="Times New Roman" w:cs="Times New Roman"/>
-        </w:rPr>
-        <w:t xml:space="preserve">C. 38　</w:t>
-      </w:r>
-    </w:p>
-    <w:p>
-      <w:pPr>
-        <w:pStyle w:val="BodyText"/>
-        <w:ind w:left="480" w:hanging="480"/>
-        <w:spacing w:before="0" w:after="180"/>
       </w:pPr>
       <w:r>
         <w:rPr>
@@ -16902,6 +16986,7 @@
     <w:p>
       <w:pPr>
         <w:pStyle w:val="Compact"/>
+        <w:spacing w:before="0" w:after="0"/>
       </w:pPr>
       <w:r>
         <w:rPr>
@@ -20112,7 +20197,6 @@
     <w:bookmarkEnd w:id="84"/>
     <w:bookmarkEnd w:id="85"/>
     <w:sectPr>
-      <w:headerReference w:type="default" r:id="rId80"/>
       <w:footerReference w:type="default" r:id="rId9"/>
       <w:footnotePr>
         <w:numRestart w:val="eachSect"/>
@@ -20139,16 +20223,6 @@
       <w:rPr>
         <w:rFonts w:ascii="Times New Roman" w:hAnsi="Times New Roman" w:eastAsia="Times New Roman" w:cs="Times New Roman"/>
         <w:b w:val="0"/>
-        <w:color w:val="000000"/>
-        <w:sz w:val="20"/>
-      </w:rPr>
-      <w:t xml:space="preserve">第 </w:t>
-    </w:r>
-    <w:r>
-      <w:rPr>
-        <w:rFonts w:ascii="Times New Roman" w:hAnsi="Times New Roman" w:eastAsia="Times New Roman" w:cs="Times New Roman"/>
-        <w:b w:val="0"/>
-        <w:color w:val="000000"/>
         <w:sz w:val="20"/>
       </w:rPr>
       <w:fldChar w:fldCharType="begin"/>
@@ -20157,7 +20231,6 @@
       <w:rPr>
         <w:rFonts w:ascii="Times New Roman" w:hAnsi="Times New Roman" w:eastAsia="Times New Roman" w:cs="Times New Roman"/>
         <w:b w:val="0"/>
-        <w:color w:val="000000"/>
         <w:sz w:val="20"/>
       </w:rPr>
       <w:instrText xml:space="preserve"> PAGE </w:instrText>
@@ -20166,91 +20239,9 @@
       <w:rPr>
         <w:rFonts w:ascii="Times New Roman" w:hAnsi="Times New Roman" w:eastAsia="Times New Roman" w:cs="Times New Roman"/>
         <w:b w:val="0"/>
-        <w:color w:val="000000"/>
-        <w:sz w:val="20"/>
-      </w:rPr>
-      <w:fldChar w:fldCharType="separate"/>
-    </w:r>
-    <w:r>
-      <w:rPr>
-        <w:rFonts w:ascii="Times New Roman" w:hAnsi="Times New Roman" w:eastAsia="Times New Roman" w:cs="Times New Roman"/>
-        <w:b w:val="0"/>
-        <w:color w:val="000000"/>
-        <w:sz w:val="20"/>
-      </w:rPr>
-      <w:t>1</w:t>
-    </w:r>
-    <w:r>
-      <w:rPr>
-        <w:rFonts w:ascii="Times New Roman" w:hAnsi="Times New Roman" w:eastAsia="Times New Roman" w:cs="Times New Roman"/>
-        <w:b w:val="0"/>
-        <w:color w:val="000000"/>
         <w:sz w:val="20"/>
       </w:rPr>
       <w:fldChar w:fldCharType="end"/>
-    </w:r>
-    <w:r>
-      <w:rPr>
-        <w:rFonts w:ascii="Times New Roman" w:hAnsi="Times New Roman" w:eastAsia="Times New Roman" w:cs="Times New Roman"/>
-        <w:b w:val="0"/>
-        <w:color w:val="000000"/>
-        <w:sz w:val="20"/>
-      </w:rPr>
-      <w:t xml:space="preserve"> 页 / 共 </w:t>
-    </w:r>
-    <w:r>
-      <w:rPr>
-        <w:rFonts w:ascii="Times New Roman" w:hAnsi="Times New Roman" w:eastAsia="Times New Roman" w:cs="Times New Roman"/>
-        <w:b w:val="0"/>
-        <w:color w:val="000000"/>
-        <w:sz w:val="20"/>
-      </w:rPr>
-      <w:fldChar w:fldCharType="begin"/>
-    </w:r>
-    <w:r>
-      <w:rPr>
-        <w:rFonts w:ascii="Times New Roman" w:hAnsi="Times New Roman" w:eastAsia="Times New Roman" w:cs="Times New Roman"/>
-        <w:b w:val="0"/>
-        <w:color w:val="000000"/>
-        <w:sz w:val="20"/>
-      </w:rPr>
-      <w:instrText xml:space="preserve"> NUMPAGES </w:instrText>
-    </w:r>
-    <w:r>
-      <w:rPr>
-        <w:rFonts w:ascii="Times New Roman" w:hAnsi="Times New Roman" w:eastAsia="Times New Roman" w:cs="Times New Roman"/>
-        <w:b w:val="0"/>
-        <w:color w:val="000000"/>
-        <w:sz w:val="20"/>
-      </w:rPr>
-      <w:fldChar w:fldCharType="separate"/>
-    </w:r>
-    <w:r>
-      <w:rPr>
-        <w:rFonts w:ascii="Times New Roman" w:hAnsi="Times New Roman" w:eastAsia="Times New Roman" w:cs="Times New Roman"/>
-        <w:b w:val="0"/>
-        <w:color w:val="000000"/>
-        <w:sz w:val="20"/>
-      </w:rPr>
-      <w:t>1</w:t>
-    </w:r>
-    <w:r>
-      <w:rPr>
-        <w:rFonts w:ascii="Times New Roman" w:hAnsi="Times New Roman" w:eastAsia="Times New Roman" w:cs="Times New Roman"/>
-        <w:b w:val="0"/>
-        <w:color w:val="000000"/>
-        <w:sz w:val="20"/>
-      </w:rPr>
-      <w:fldChar w:fldCharType="end"/>
-    </w:r>
-    <w:r>
-      <w:rPr>
-        <w:rFonts w:ascii="Times New Roman" w:hAnsi="Times New Roman" w:eastAsia="Times New Roman" w:cs="Times New Roman"/>
-        <w:b w:val="0"/>
-        <w:color w:val="000000"/>
-        <w:sz w:val="20"/>
-      </w:rPr>
-      <w:t xml:space="preserve"> 页</w:t>
     </w:r>
   </w:p>
 </w:ftr>
@@ -20273,28 +20264,6 @@
     </w:p>
   </w:footnote>
 </w:footnotes>
-</file>
-
-<file path=word/header1.xml><?xml version="1.0" encoding="utf-8"?>
-<w:hdr xmlns:m="http://schemas.openxmlformats.org/officeDocument/2006/math" xmlns:mc="http://schemas.openxmlformats.org/markup-compatibility/2006" xmlns:mo="http://schemas.microsoft.com/office/mac/office/2008/main" xmlns:mv="urn:schemas-microsoft-com:mac:vml" xmlns:o="urn:schemas-microsoft-com:office:office" xmlns:r="http://schemas.openxmlformats.org/officeDocument/2006/relationships" xmlns:v="urn:schemas-microsoft-com:vml" xmlns:w10="urn:schemas-microsoft-com:office:word" xmlns:w14="http://schemas.microsoft.com/office/word/2010/wordml" xmlns:w="http://schemas.openxmlformats.org/wordprocessingml/2006/main" xmlns:wne="http://schemas.microsoft.com/office/word/2006/wordml" xmlns:wp14="http://schemas.microsoft.com/office/word/2010/wordprocessingDrawing" xmlns:wp="http://schemas.openxmlformats.org/drawingml/2006/wordprocessingDrawing" xmlns:wpc="http://schemas.microsoft.com/office/word/2010/wordprocessingCanvas" xmlns:wpg="http://schemas.microsoft.com/office/word/2010/wordprocessingGroup" xmlns:wpi="http://schemas.microsoft.com/office/word/2010/wordprocessingInk" xmlns:wps="http://schemas.microsoft.com/office/word/2010/wordprocessingShape" mc:Ignorable="w14 wp14">
-  <w:p>
-    <w:pPr>
-      <w:jc w:val="right"/>
-      <w:pBdr>
-        <w:bottom w:val="single" w:sz="4" w:space="2" w:color="000000"/>
-      </w:pBdr>
-    </w:pPr>
-    <w:r>
-      <w:rPr>
-        <w:rFonts w:ascii="Times New Roman" w:hAnsi="Times New Roman" w:eastAsia="Times New Roman" w:cs="Times New Roman"/>
-        <w:b w:val="0"/>
-        <w:color w:val="000000"/>
-        <w:sz w:val="18"/>
-      </w:rPr>
-      <w:t xml:space="preserve">二分册专项卷II</w:t>
-    </w:r>
-  </w:p>
-</w:hdr>
 </file>
 
 <file path=word/numbering.xml><?xml version="1.0" encoding="utf-8"?>
